--- a/project-resources/prem-predictor-project-checklist.docx
+++ b/project-resources/prem-predictor-project-checklist.docx
@@ -888,7 +888,15 @@
           <w:b/>
           <w:bCs/>
         </w:rPr>
-        <w:t>Phase 3 — Exploratory Data Analysis (EDA)</w:t>
+        <w:t xml:space="preserve">Phase 3 </w:t>
+      </w:r>
+      <w:r>
+        <w:rPr>
+          <w:b/>
+          <w:bCs/>
+          <w:highlight w:val="green"/>
+        </w:rPr>
+        <w:t>— Exploratory Data Analysis (EDA)</w:t>
       </w:r>
     </w:p>
     <w:p>
@@ -962,6 +970,7 @@
         <w:rPr>
           <w:b/>
           <w:bCs/>
+          <w:highlight w:val="green"/>
         </w:rPr>
         <w:t>Step 11. Create Basic Visuals</w:t>
       </w:r>
@@ -1114,6 +1123,7 @@
         <w:rPr>
           <w:b/>
           <w:bCs/>
+          <w:highlight w:val="green"/>
         </w:rPr>
         <w:t>Step 12. Ask Interesting Questions</w:t>
       </w:r>
@@ -1692,6 +1702,7 @@
         <w:rPr>
           <w:b/>
           <w:bCs/>
+          <w:highlight w:val="green"/>
         </w:rPr>
         <w:t>Step 16. Create ML Notebook</w:t>
       </w:r>
@@ -1724,6 +1735,7 @@
         <w:rPr>
           <w:b/>
           <w:bCs/>
+          <w:highlight w:val="green"/>
         </w:rPr>
         <w:t>Step 17. Choose Target Variable</w:t>
       </w:r>
@@ -1806,6 +1818,7 @@
         <w:rPr>
           <w:b/>
           <w:bCs/>
+          <w:highlight w:val="green"/>
         </w:rPr>
         <w:t>Step 18. Split Features &amp; Labels</w:t>
       </w:r>
@@ -1877,6 +1890,7 @@
         <w:rPr>
           <w:b/>
           <w:bCs/>
+          <w:highlight w:val="green"/>
         </w:rPr>
         <w:t>Step 19. Train/Test Split</w:t>
       </w:r>
@@ -2009,6 +2023,7 @@
         <w:rPr>
           <w:b/>
           <w:bCs/>
+          <w:highlight w:val="green"/>
         </w:rPr>
         <w:t>Step 20. Train First Model</w:t>
       </w:r>
@@ -2112,6 +2127,7 @@
         <w:rPr>
           <w:b/>
           <w:bCs/>
+          <w:highlight w:val="green"/>
         </w:rPr>
         <w:t>Step 21. Make Predictions</w:t>
       </w:r>
@@ -2157,6 +2173,7 @@
         <w:rPr>
           <w:b/>
           <w:bCs/>
+          <w:highlight w:val="green"/>
         </w:rPr>
         <w:t>Step 22. Evaluate Performance</w:t>
       </w:r>
